--- a/Hướng Dẫn Chạy.docx
+++ b/Hướng Dẫn Chạy.docx
@@ -82,19 +82,34 @@
     </w:p>
     <w:p>
       <w:r>
-        <w:t>B2: Từ đường dẫn ch</w:t>
-      </w:r>
-      <w:r>
-        <w:t>ứ</w:t>
-      </w:r>
-      <w:r>
-        <w:t>a source gõ lệ</w:t>
+        <w:t>B</w:t>
+      </w:r>
+      <w:r>
+        <w:t xml:space="preserve">ước </w:t>
+      </w:r>
+      <w:r>
+        <w:t xml:space="preserve">2: </w:t>
+      </w:r>
+      <w:r>
+        <w:t>Vào thư mục “binhphuoc”</w:t>
+      </w:r>
+      <w:r>
+        <w:t xml:space="preserve"> </w:t>
+      </w:r>
+      <w:r>
+        <w:t xml:space="preserve">, trên thanh địa chỉ </w:t>
+      </w:r>
+      <w:r>
+        <w:t>gõ lệ</w:t>
       </w:r>
       <w:r>
         <w:t>n</w:t>
       </w:r>
       <w:r>
         <w:t>h CMD</w:t>
+      </w:r>
+      <w:r>
+        <w:t xml:space="preserve"> -&gt; enter</w:t>
       </w:r>
     </w:p>
     <w:p>
@@ -103,10 +118,10 @@
           <w:noProof/>
         </w:rPr>
         <w:drawing>
-          <wp:inline distT="0" distB="0" distL="0" distR="0" wp14:anchorId="29E65CB4" wp14:editId="33C24874">
-            <wp:extent cx="5943600" cy="3851275"/>
+          <wp:inline distT="0" distB="0" distL="0" distR="0" wp14:anchorId="6B0E39D3" wp14:editId="5CD40D57">
+            <wp:extent cx="5943600" cy="1812290"/>
             <wp:effectExtent l="0" t="0" r="0" b="0"/>
-            <wp:docPr id="8730432" name="Picture 1"/>
+            <wp:docPr id="671607348" name="Picture 1"/>
             <wp:cNvGraphicFramePr>
               <a:graphicFrameLocks xmlns:a="http://schemas.openxmlformats.org/drawingml/2006/main" noChangeAspect="1"/>
             </wp:cNvGraphicFramePr>
@@ -114,7 +129,7 @@
               <a:graphicData uri="http://schemas.openxmlformats.org/drawingml/2006/picture">
                 <pic:pic xmlns:pic="http://schemas.openxmlformats.org/drawingml/2006/picture">
                   <pic:nvPicPr>
-                    <pic:cNvPr id="8730432" name=""/>
+                    <pic:cNvPr id="671607348" name=""/>
                     <pic:cNvPicPr/>
                   </pic:nvPicPr>
                   <pic:blipFill>
@@ -126,7 +141,7 @@
                   <pic:spPr>
                     <a:xfrm>
                       <a:off x="0" y="0"/>
-                      <a:ext cx="5943600" cy="3851275"/>
+                      <a:ext cx="5943600" cy="1812290"/>
                     </a:xfrm>
                     <a:prstGeom prst="rect">
                       <a:avLst/>
@@ -141,7 +156,64 @@
     </w:p>
     <w:p>
       <w:r>
-        <w:t>B3: Trong cửa sổ CMD gõ các lệnh</w:t>
+        <w:t>Hệ thống hiển thị cửa sổ CMD (Command Prompt)</w:t>
+      </w:r>
+    </w:p>
+    <w:p>
+      <w:r>
+        <w:rPr>
+          <w:noProof/>
+        </w:rPr>
+        <w:lastRenderedPageBreak/>
+        <w:drawing>
+          <wp:inline distT="0" distB="0" distL="0" distR="0" wp14:anchorId="2485477E" wp14:editId="34D31759">
+            <wp:extent cx="5943600" cy="3100070"/>
+            <wp:effectExtent l="0" t="0" r="0" b="5080"/>
+            <wp:docPr id="1973802953" name="Picture 1"/>
+            <wp:cNvGraphicFramePr>
+              <a:graphicFrameLocks xmlns:a="http://schemas.openxmlformats.org/drawingml/2006/main" noChangeAspect="1"/>
+            </wp:cNvGraphicFramePr>
+            <a:graphic xmlns:a="http://schemas.openxmlformats.org/drawingml/2006/main">
+              <a:graphicData uri="http://schemas.openxmlformats.org/drawingml/2006/picture">
+                <pic:pic xmlns:pic="http://schemas.openxmlformats.org/drawingml/2006/picture">
+                  <pic:nvPicPr>
+                    <pic:cNvPr id="1973802953" name=""/>
+                    <pic:cNvPicPr/>
+                  </pic:nvPicPr>
+                  <pic:blipFill>
+                    <a:blip r:embed="rId8"/>
+                    <a:stretch>
+                      <a:fillRect/>
+                    </a:stretch>
+                  </pic:blipFill>
+                  <pic:spPr>
+                    <a:xfrm>
+                      <a:off x="0" y="0"/>
+                      <a:ext cx="5943600" cy="3100070"/>
+                    </a:xfrm>
+                    <a:prstGeom prst="rect">
+                      <a:avLst/>
+                    </a:prstGeom>
+                  </pic:spPr>
+                </pic:pic>
+              </a:graphicData>
+            </a:graphic>
+          </wp:inline>
+        </w:drawing>
+      </w:r>
+    </w:p>
+    <w:p>
+      <w:r>
+        <w:t>B</w:t>
+      </w:r>
+      <w:r>
+        <w:t xml:space="preserve">ước </w:t>
+      </w:r>
+      <w:r>
+        <w:t>3: Trong cửa sổ CMD gõ các lệnh</w:t>
+      </w:r>
+      <w:r>
+        <w:t xml:space="preserve"> -&gt; enter</w:t>
       </w:r>
     </w:p>
     <w:p>
@@ -164,7 +236,6 @@
         <w:rPr>
           <w:noProof/>
         </w:rPr>
-        <w:lastRenderedPageBreak/>
         <w:drawing>
           <wp:inline distT="0" distB="0" distL="0" distR="0" wp14:anchorId="6B107FA2" wp14:editId="192E0EF0">
             <wp:extent cx="5943600" cy="3108325"/>
@@ -181,7 +252,7 @@
                     <pic:cNvPicPr/>
                   </pic:nvPicPr>
                   <pic:blipFill>
-                    <a:blip r:embed="rId8"/>
+                    <a:blip r:embed="rId9"/>
                     <a:stretch>
                       <a:fillRect/>
                     </a:stretch>
@@ -213,6 +284,12 @@
       <w:r>
         <w:t>http-server</w:t>
       </w:r>
+      <w:r>
+        <w:t xml:space="preserve"> </w:t>
+      </w:r>
+      <w:r>
+        <w:t>-&gt; enter</w:t>
+      </w:r>
     </w:p>
     <w:p>
       <w:pPr>
@@ -222,6 +299,7 @@
         <w:rPr>
           <w:noProof/>
         </w:rPr>
+        <w:lastRenderedPageBreak/>
         <w:drawing>
           <wp:inline distT="0" distB="0" distL="0" distR="0" wp14:anchorId="0103D2BA" wp14:editId="2647D5CA">
             <wp:extent cx="5943600" cy="3086735"/>
@@ -238,7 +316,7 @@
                     <pic:cNvPicPr/>
                   </pic:nvPicPr>
                   <pic:blipFill>
-                    <a:blip r:embed="rId9"/>
+                    <a:blip r:embed="rId10"/>
                     <a:stretch>
                       <a:fillRect/>
                     </a:stretch>
@@ -268,9 +346,12 @@
         </w:numPr>
       </w:pPr>
       <w:r>
-        <w:t xml:space="preserve">Trên đường dẫn trình duyệt: nhập: </w:t>
-      </w:r>
-      <w:hyperlink r:id="rId10" w:history="1">
+        <w:t>Mở trình duyệt web, truy cập link</w:t>
+      </w:r>
+      <w:r>
+        <w:t xml:space="preserve">: </w:t>
+      </w:r>
+      <w:hyperlink r:id="rId11" w:history="1">
         <w:r>
           <w:rPr>
             <w:rStyle w:val="Hyperlink"/>
@@ -284,7 +365,6 @@
         <w:rPr>
           <w:noProof/>
         </w:rPr>
-        <w:lastRenderedPageBreak/>
         <w:drawing>
           <wp:inline distT="0" distB="0" distL="0" distR="0" wp14:anchorId="7E0B454A" wp14:editId="1A533979">
             <wp:extent cx="5943600" cy="3184525"/>
@@ -301,7 +381,7 @@
                     <pic:cNvPicPr/>
                   </pic:nvPicPr>
                   <pic:blipFill>
-                    <a:blip r:embed="rId11"/>
+                    <a:blip r:embed="rId12"/>
                     <a:stretch>
                       <a:fillRect/>
                     </a:stretch>
@@ -331,9 +411,12 @@
         </w:numPr>
       </w:pPr>
       <w:r>
-        <w:t xml:space="preserve">Mở file </w:t>
-      </w:r>
-      <w:hyperlink r:id="rId12" w:history="1">
+        <w:t>Tìm và m</w:t>
+      </w:r>
+      <w:r>
+        <w:t xml:space="preserve">ở file </w:t>
+      </w:r>
+      <w:hyperlink r:id="rId13" w:history="1">
         <w:r>
           <w:rPr>
             <w:rStyle w:val="Hyperlink"/>
@@ -344,7 +427,7 @@
       <w:r>
         <w:t xml:space="preserve"> (</w:t>
       </w:r>
-      <w:hyperlink r:id="rId13" w:history="1">
+      <w:hyperlink r:id="rId14" w:history="1">
         <w:r>
           <w:rPr>
             <w:rStyle w:val="Hyperlink"/>
@@ -361,6 +444,7 @@
         <w:rPr>
           <w:noProof/>
         </w:rPr>
+        <w:lastRenderedPageBreak/>
         <w:drawing>
           <wp:inline distT="0" distB="0" distL="0" distR="0" wp14:anchorId="0AE6C612" wp14:editId="44503C73">
             <wp:extent cx="5943600" cy="3175000"/>
@@ -377,7 +461,7 @@
                     <pic:cNvPicPr/>
                   </pic:nvPicPr>
                   <pic:blipFill>
-                    <a:blip r:embed="rId14"/>
+                    <a:blip r:embed="rId15"/>
                     <a:stretch>
                       <a:fillRect/>
                     </a:stretch>
@@ -398,7 +482,63 @@
         </w:drawing>
       </w:r>
     </w:p>
-    <w:p/>
+    <w:p>
+      <w:pPr>
+        <w:pStyle w:val="ListParagraph"/>
+        <w:numPr>
+          <w:ilvl w:val="0"/>
+          <w:numId w:val="1"/>
+        </w:numPr>
+      </w:pPr>
+      <w:r>
+        <w:t xml:space="preserve">Nhập địa điểm vào ô </w:t>
+      </w:r>
+      <w:r>
+        <w:t>tìm kiếm hoặc chọn 1 địa điểm bất kỳ trong danh sách</w:t>
+      </w:r>
+    </w:p>
+    <w:p>
+      <w:r>
+        <w:rPr>
+          <w:noProof/>
+        </w:rPr>
+        <w:drawing>
+          <wp:inline distT="0" distB="0" distL="0" distR="0" wp14:anchorId="3BCD0A1D" wp14:editId="5EF563A6">
+            <wp:extent cx="5943600" cy="2794000"/>
+            <wp:effectExtent l="0" t="0" r="0" b="6350"/>
+            <wp:docPr id="2058664773" name="Picture 1"/>
+            <wp:cNvGraphicFramePr>
+              <a:graphicFrameLocks xmlns:a="http://schemas.openxmlformats.org/drawingml/2006/main" noChangeAspect="1"/>
+            </wp:cNvGraphicFramePr>
+            <a:graphic xmlns:a="http://schemas.openxmlformats.org/drawingml/2006/main">
+              <a:graphicData uri="http://schemas.openxmlformats.org/drawingml/2006/picture">
+                <pic:pic xmlns:pic="http://schemas.openxmlformats.org/drawingml/2006/picture">
+                  <pic:nvPicPr>
+                    <pic:cNvPr id="2058664773" name=""/>
+                    <pic:cNvPicPr/>
+                  </pic:nvPicPr>
+                  <pic:blipFill>
+                    <a:blip r:embed="rId16"/>
+                    <a:stretch>
+                      <a:fillRect/>
+                    </a:stretch>
+                  </pic:blipFill>
+                  <pic:spPr>
+                    <a:xfrm>
+                      <a:off x="0" y="0"/>
+                      <a:ext cx="5943600" cy="2794000"/>
+                    </a:xfrm>
+                    <a:prstGeom prst="rect">
+                      <a:avLst/>
+                    </a:prstGeom>
+                  </pic:spPr>
+                </pic:pic>
+              </a:graphicData>
+            </a:graphic>
+          </wp:inline>
+        </w:drawing>
+      </w:r>
+    </w:p>
     <w:p/>
     <w:p/>
     <w:sectPr>
